--- a/docs/hyperv/architecture/docx/UserStories_Enterprise_Architecture-v2.docx
+++ b/docs/hyperv/architecture/docx/UserStories_Enterprise_Architecture-v2.docx
@@ -715,6 +715,205 @@
         <w:spacing w:after="120"/>
       </w:pPr>
     </w:p>
+    <w:p>
+      <w:pPr>
+        <w:keepNext/>
+        <w:spacing w:before="320" w:after="120"/>
+      </w:pPr>
+      <w:r>
+        <w:rPr>
+          <w:rFonts w:ascii="Calibri" w:hAnsi="Calibri"/>
+          <w:b/>
+          <w:color w:val="1F4E79"/>
+          <w:sz w:val="30"/>
+        </w:rPr>
+        <w:t>User Story US-05: Elastic Standby Capacity &amp; Concurrency Burst Scaling (DevOps &amp; SRE)</w:t>
+      </w:r>
+    </w:p>
+    <w:p>
+      <w:pPr>
+        <w:spacing w:before="0" w:after="120" w:line="276" w:lineRule="auto"/>
+      </w:pPr>
+      <w:r>
+        <w:rPr>
+          <w:rFonts w:ascii="Calibri" w:hAnsi="Calibri"/>
+          <w:b/>
+          <w:color w:val="282828"/>
+          <w:sz w:val="21"/>
+        </w:rPr>
+        <w:t xml:space="preserve">Story Narrative: </w:t>
+      </w:r>
+      <w:r>
+        <w:rPr>
+          <w:rFonts w:ascii="Calibri" w:hAnsi="Calibri"/>
+          <w:color w:val="333333"/>
+          <w:sz w:val="21"/>
+        </w:rPr>
+        <w:t>As an SRE and Capacity Planning Engineer, I want the warm pool manager to automatically replenish and expand the ready-state paused instances as soon as demand indicators increase, so that concurrent client requests and unexpected traffic surges always find a pre-warmed instance immediately available with zero queuing delays.</w:t>
+      </w:r>
+    </w:p>
+    <w:p>
+      <w:pPr>
+        <w:keepNext/>
+        <w:spacing w:before="240" w:after="80"/>
+      </w:pPr>
+      <w:r>
+        <w:rPr>
+          <w:rFonts w:ascii="Calibri" w:hAnsi="Calibri"/>
+          <w:b/>
+          <w:color w:val="282828"/>
+          <w:sz w:val="25"/>
+        </w:rPr>
+        <w:t>Acceptance Criteria (BDD / Gherkin)</w:t>
+      </w:r>
+    </w:p>
+    <w:p>
+      <w:pPr>
+        <w:spacing w:before="0" w:after="120" w:line="276" w:lineRule="auto"/>
+      </w:pPr>
+      <w:r>
+        <w:rPr>
+          <w:rFonts w:ascii="Calibri" w:hAnsi="Calibri"/>
+          <w:b/>
+          <w:color w:val="282828"/>
+          <w:sz w:val="21"/>
+        </w:rPr>
+        <w:t xml:space="preserve">AC-05.1 (Instant Buffer Replenishment): </w:t>
+      </w:r>
+      <w:r>
+        <w:rPr>
+          <w:rFonts w:ascii="Calibri" w:hAnsi="Calibri"/>
+          <w:color w:val="333333"/>
+          <w:sz w:val="21"/>
+        </w:rPr>
+        <w:t>Given a configured minimum standby buffer (Kmin = 1), When an incoming request leases the active standby VM (hv:prod-adpa-01), Then the pool manager must immediately dispatch an asynchronous worker to unpause or promote the next standby VM (hv:prod-adpa-02) into StandbyPaused state in the background before the next request arrives.</w:t>
+      </w:r>
+    </w:p>
+    <w:p>
+      <w:pPr>
+        <w:spacing w:before="0" w:after="120" w:line="276" w:lineRule="auto"/>
+      </w:pPr>
+      <w:r>
+        <w:rPr>
+          <w:rFonts w:ascii="Calibri" w:hAnsi="Calibri"/>
+          <w:b/>
+          <w:color w:val="282828"/>
+          <w:sz w:val="21"/>
+        </w:rPr>
+        <w:t xml:space="preserve">AC-05.2 (Velocity-Triggered Dynamic Expansion): </w:t>
+      </w:r>
+      <w:r>
+        <w:rPr>
+          <w:rFonts w:ascii="Calibri" w:hAnsi="Calibri"/>
+          <w:color w:val="333333"/>
+          <w:sz w:val="21"/>
+        </w:rPr>
+        <w:t>Given incoming request velocity exceeds the configured threshold (&gt; 10 req/s) or Ingress Buffer queue depth &gt; 0, When the autoscaling trigger evaluates, Then the pool manager must dynamically scale the ready-state buffer up to Kmax (up to 5 instances in RAM), ensuring concurrent requests are served without cold-boot penalties.</w:t>
+      </w:r>
+    </w:p>
+    <w:p>
+      <w:pPr>
+        <w:spacing w:before="0" w:after="120" w:line="276" w:lineRule="auto"/>
+      </w:pPr>
+      <w:r>
+        <w:rPr>
+          <w:rFonts w:ascii="Calibri" w:hAnsi="Calibri"/>
+          <w:b/>
+          <w:color w:val="282828"/>
+          <w:sz w:val="21"/>
+        </w:rPr>
+        <w:t xml:space="preserve">AC-05.3 (Schedule &amp; Requirement-Based Pre-Warming): </w:t>
+      </w:r>
+      <w:r>
+        <w:rPr>
+          <w:rFonts w:ascii="Calibri" w:hAnsi="Calibri"/>
+          <w:color w:val="333333"/>
+          <w:sz w:val="21"/>
+        </w:rPr>
+        <w:t>Given scheduled batch processing or calendar events (e.g., 08:00 AM shift start), When an automated or manual pre-warm signal (POST /pool/warm --target prod-adpa --count 4) is received, Then the pool manager must pre-warm the requested ready instances in StandbyPaused state prior to traffic arrival.</w:t>
+      </w:r>
+    </w:p>
+    <w:p>
+      <w:pPr>
+        <w:spacing w:before="0" w:after="120" w:line="276" w:lineRule="auto"/>
+      </w:pPr>
+      <w:r>
+        <w:rPr>
+          <w:rFonts w:ascii="Calibri" w:hAnsi="Calibri"/>
+          <w:b/>
+          <w:color w:val="282828"/>
+          <w:sz w:val="21"/>
+        </w:rPr>
+        <w:t xml:space="preserve">AC-05.4 (Graceful Scale-Down &amp; Memory Reclamation): </w:t>
+      </w:r>
+      <w:r>
+        <w:rPr>
+          <w:rFonts w:ascii="Calibri" w:hAnsi="Calibri"/>
+          <w:color w:val="333333"/>
+          <w:sz w:val="21"/>
+        </w:rPr>
+        <w:t>Given traffic has normalized and surplus burst instances have remained idle past reaping_cooldown_seconds (180s), When the reaper evaluates the fleet, Then surplus instances beyond Kmin must be systematically restored to baseline, differencing disks discarded, and VMs suspended or deallocated to return host RAM to baseline.</w:t>
+      </w:r>
+    </w:p>
+    <w:tbl>
+      <w:tblPr>
+        <w:tblW w:type="auto" w:w="0"/>
+        <w:jc w:val="center"/>
+        <w:tblLook w:firstColumn="1" w:firstRow="1" w:lastColumn="0" w:lastRow="0" w:noHBand="0" w:noVBand="1" w:val="04A0"/>
+      </w:tblPr>
+      <w:tblGrid>
+        <w:gridCol w:w="9792"/>
+      </w:tblGrid>
+      <w:tr>
+        <w:tc>
+          <w:tcPr>
+            <w:tcW w:type="dxa" w:w="9792"/>
+            <w:shd w:fill="F2F4F7"/>
+            <w:tcMar>
+              <w:top w:w="120" w:type="dxa"/>
+              <w:bottom w:w="120" w:type="dxa"/>
+              <w:left w:w="180" w:type="dxa"/>
+              <w:right w:w="180" w:type="dxa"/>
+            </w:tcMar>
+            <w:tcBorders>
+              <w:left w:val="single" w:sz="24" w:space="0" w:color="1F4E79"/>
+              <w:top w:val="none"/>
+              <w:right w:val="none"/>
+              <w:bottom w:val="none"/>
+            </w:tcBorders>
+          </w:tcPr>
+          <w:p>
+            <w:pPr>
+              <w:spacing w:before="40" w:after="40" w:line="276" w:lineRule="auto"/>
+            </w:pPr>
+            <w:r>
+              <w:rPr>
+                <w:rFonts w:ascii="Calibri" w:hAnsi="Calibri"/>
+                <w:b/>
+                <w:color w:val="1F4E79"/>
+                <w:sz w:val="20"/>
+              </w:rPr>
+              <w:t>FUTURE HORIZON &amp; SCALING ENHANCEMENT:</w:t>
+              <w:br/>
+            </w:r>
+            <w:r>
+              <w:rPr>
+                <w:rFonts w:ascii="Calibri" w:hAnsi="Calibri"/>
+                <w:i/>
+                <w:color w:val="464646"/>
+                <w:sz w:val="20"/>
+              </w:rPr>
+              <w:t>Cross-Host Predictive Pool Rebalancing: Coordinate with multi-node hypervisor schedulers to dynamically distribute ready-state buffers across secondary physical Hyper-V nodes when local host memory pressure exceeds 80%.</w:t>
+            </w:r>
+          </w:p>
+        </w:tc>
+      </w:tr>
+    </w:tbl>
+    <w:p>
+      <w:pPr>
+        <w:spacing w:after="120"/>
+      </w:pPr>
+    </w:p>
     <w:sectPr>
       <w:pgSz w:w="12240" w:h="15840"/>
       <w:pgMar w:top="1224" w:right="1224" w:bottom="1224" w:left="1224" w:header="720" w:footer="720" w:gutter="0"/>

--- a/docs/hyperv/architecture/docx/UserStories_Enterprise_Architecture-v2.docx
+++ b/docs/hyperv/architecture/docx/UserStories_Enterprise_Architecture-v2.docx
@@ -92,7 +92,7 @@
           <w:color w:val="282828"/>
           <w:sz w:val="21"/>
         </w:rPr>
-        <w:t xml:space="preserve">AC-01.1 (Cold Wake TTFB): </w:t>
+        <w:t xml:space="preserve">AC-01.1 (Cold Wake TTFB &amp; Platform Overhead): </w:t>
       </w:r>
       <w:r>
         <w:rPr>
@@ -100,7 +100,7 @@
           <w:color w:val="333333"/>
           <w:sz w:val="21"/>
         </w:rPr>
-        <w:t>Given the target Hyper-V VM (hv:prod-adpa-01) is in a dormant (Paused) state, When the client transmits an HTTP POST payload to https://gateway.internal/api/v1/adpa/process, Then the gateway must hold the connection, wake the VM via mxc-pool-lease, and return the initial HTTP response within &lt;= 800ms total wall-clock Time to First Byte (TTFB).</w:t>
+        <w:t>Given the target Hyper-V VM (hv:prod-adpa-01) is in a dormant (Paused) state, When the client transmits an HTTP POST payload to https://gateway.internal/api/v1/adpa/process, Then the gateway must hold the connection, wake the VM via mxc-pool-lease (&lt;= 300ms platform wake overhead), establish the socket connection, and return the initial HTTP response/header flush within &lt;= 800ms total wall-clock Time to First Byte (TTFB), before streaming subsequent business logic payloads.</w:t>
       </w:r>
     </w:p>
     <w:p>
@@ -269,7 +269,7 @@
           <w:color w:val="282828"/>
           <w:sz w:val="21"/>
         </w:rPr>
-        <w:t xml:space="preserve">AC-02.1 (Ephemeral Differencing Disks): </w:t>
+        <w:t xml:space="preserve">AC-02.1 (Ephemeral Differencing Disks &amp; Active Draining): </w:t>
       </w:r>
       <w:r>
         <w:rPr>
@@ -277,7 +277,7 @@
           <w:color w:val="333333"/>
           <w:sz w:val="21"/>
         </w:rPr>
-        <w:t>Given an active processing session where files, temporary tables, or registry keys were modified in the guest, When the session ends or the 300-second inactivity timer expires, Then the Differencing Delta Disk (.avhdx) must be permanently deleted from host storage, leaving zero residual files or logs.</w:t>
+        <w:t>Given an active processing session where files, temporary tables, or registry keys were modified in the guest, When the session ends or the 300-second inactivity timer expires (with active_open_requests == 0), Then the Differencing Delta Disk (.avhdx) must be permanently deleted from host storage, leaving zero residual files or logs.</w:t>
       </w:r>
     </w:p>
     <w:p>
@@ -313,7 +313,7 @@
           <w:color w:val="282828"/>
           <w:sz w:val="21"/>
         </w:rPr>
-        <w:t xml:space="preserve">AC-02.3 (Network Airgap Default): </w:t>
+        <w:t xml:space="preserve">AC-02.3 (Network Airgap &amp; Datastore Egress Whitelist): </w:t>
       </w:r>
       <w:r>
         <w:rPr>
@@ -321,7 +321,29 @@
           <w:color w:val="333333"/>
           <w:sz w:val="21"/>
         </w:rPr>
-        <w:t>Given a production guest instance, When the instance is active or dormant, Then its virtual network adapter must be strictly disconnected from external internet switches (mxc-net-disable) and restricted exclusively to the internal gateway virtual switch (:8080).</w:t>
+        <w:t>Given a production guest instance, When the instance is active or dormant, Then arbitrary public internet egress must be strictly blocked (airgap mode), And outbound traffic is restricted exclusively to internal enterprise datastore endpoints (TCP 1433 for SQL Server, TCP 5432 for PostgreSQL, and TCP 443 for S3/Blob storage private endpoints).</w:t>
+      </w:r>
+    </w:p>
+    <w:p>
+      <w:pPr>
+        <w:spacing w:before="0" w:after="120" w:line="276" w:lineRule="auto"/>
+      </w:pPr>
+      <w:r>
+        <w:rPr>
+          <w:rFonts w:ascii="Calibri" w:hAnsi="Calibri"/>
+          <w:b/>
+          <w:color w:val="282828"/>
+          <w:sz w:val="21"/>
+        </w:rPr>
+        <w:t xml:space="preserve">AC-02.4 (PRNG Hardware Entropy &amp; Clock Synchronization): </w:t>
+      </w:r>
+      <w:r>
+        <w:rPr>
+          <w:rFonts w:ascii="Calibri" w:hAnsi="Calibri"/>
+          <w:color w:val="333333"/>
+          <w:sz w:val="21"/>
+        </w:rPr>
+        <w:t>Given a VM restored from baseline-hot-ready memory checkpoint, When the guest service initializes upon wake, Then it must forcibly re-seed its random number generator from CPU hardware (RDRAND / BCryptGenRandom) to guarantee unique cryptographic nonces and UUIDs across sibling cloned VMs, And the guest clock must verify synchronization against host UTC time before returning HTTP 200 on the health probe, preventing clock-skew authentication errors.</w:t>
       </w:r>
     </w:p>
     <w:tbl>
@@ -468,7 +490,7 @@
           <w:color w:val="282828"/>
           <w:sz w:val="21"/>
         </w:rPr>
-        <w:t xml:space="preserve">AC-03.2 (Dynamic Memory Compression): </w:t>
+        <w:t xml:space="preserve">AC-03.2 (Lean Static Host Memory Footprint): </w:t>
       </w:r>
       <w:r>
         <w:rPr>
@@ -476,7 +498,7 @@
           <w:color w:val="333333"/>
           <w:sz w:val="21"/>
         </w:rPr>
-        <w:t>Given suspended standby instances, When Hyper-V Dynamic Memory is active, Then the host hypervisor must reclaim unallocated guest RAM and compress idle memory commitment down to the configured minimum baseline (&gt;= 65% reduction).</w:t>
+        <w:t>Given suspended standby instances in StandbyPaused state, When measured on the host hypervisor, Then each dormant VM's host RAM commitment must not exceed ~1.0–1.2 GB (achieved via working set pre-trimming prior to snapshot capture), eliminating host swap-in disk page latency on resume.</w:t>
       </w:r>
     </w:p>
     <w:p>
@@ -786,7 +808,7 @@
           <w:color w:val="333333"/>
           <w:sz w:val="21"/>
         </w:rPr>
-        <w:t>Given a configured minimum standby buffer (Kmin = 1), When an incoming request leases the active standby VM (hv:prod-adpa-01), Then the pool manager must immediately dispatch an asynchronous worker to unpause or promote the next standby VM (hv:prod-adpa-02) into StandbyPaused state in the background before the next request arrives.</w:t>
+        <w:t>Given a configured minimum standby buffer (Kmin = 1), When an incoming request leases the active standby VM (hv:prod-adpa-01), Then the pool manager must immediately dispatch an asynchronous worker to promote a ColdProvisioned instance into StandbyPaused state in ~1.5s in the background before the next request arrives.</w:t>
       </w:r>
     </w:p>
     <w:p>
@@ -852,7 +874,7 @@
           <w:color w:val="333333"/>
           <w:sz w:val="21"/>
         </w:rPr>
-        <w:t>Given traffic has normalized and surplus burst instances have remained idle past reaping_cooldown_seconds (180s), When the reaper evaluates the fleet, Then surplus instances beyond Kmin must be systematically restored to baseline, differencing disks discarded, and VMs suspended or deallocated to return host RAM to baseline.</w:t>
+        <w:t>Given traffic has normalized and surplus burst instances have remained idle past reaping_cooldown_seconds (180s), When the reaper evaluates the fleet, Then surplus instances beyond Kmin must be systematically restored to baseline, differencing disks discarded, and VMs suspended or deallocated to ColdProvisioned to return host RAM to baseline.</w:t>
       </w:r>
     </w:p>
     <w:tbl>

--- a/docs/hyperv/architecture/docx/UserStories_Enterprise_Architecture-v2.docx
+++ b/docs/hyperv/architecture/docx/UserStories_Enterprise_Architecture-v2.docx
@@ -269,7 +269,7 @@
           <w:color w:val="282828"/>
           <w:sz w:val="21"/>
         </w:rPr>
-        <w:t xml:space="preserve">AC-02.1 (Ephemeral Differencing Disks &amp; Active Draining): </w:t>
+        <w:t xml:space="preserve">AC-02.1 (Ephemeral Differencing Disks &amp; Safety Timeout): </w:t>
       </w:r>
       <w:r>
         <w:rPr>
@@ -277,7 +277,7 @@
           <w:color w:val="333333"/>
           <w:sz w:val="21"/>
         </w:rPr>
-        <w:t>Given an active processing session where files, temporary tables, or registry keys were modified in the guest, When the session ends or the 300-second inactivity timer expires (with active_open_requests == 0), Then the Differencing Delta Disk (.avhdx) must be permanently deleted from host storage, leaving zero residual files or logs.</w:t>
+        <w:t>Given an active processing session where files, temporary tables, or registry keys were modified in the guest, When the session ends or the 300-second inactivity timer expires (with active_open_requests == 0), Then the Differencing Delta Disk (.avhdx) must be permanently deleted from host storage, leaving zero residual files or logs; and if any request hangs beyond max_request_execution_timeout_seconds (900s), the gateway terminates it with HTTP 504, decrements the counter, and initiates reaping.</w:t>
       </w:r>
     </w:p>
     <w:p>
@@ -313,7 +313,7 @@
           <w:color w:val="282828"/>
           <w:sz w:val="21"/>
         </w:rPr>
-        <w:t xml:space="preserve">AC-02.3 (Network Airgap &amp; Datastore Egress Whitelist): </w:t>
+        <w:t xml:space="preserve">AC-02.3 (Network Airgap &amp; Datastore/Directory Egress Whitelist): </w:t>
       </w:r>
       <w:r>
         <w:rPr>
@@ -321,7 +321,7 @@
           <w:color w:val="333333"/>
           <w:sz w:val="21"/>
         </w:rPr>
-        <w:t>Given a production guest instance, When the instance is active or dormant, Then arbitrary public internet egress must be strictly blocked (airgap mode), And outbound traffic is restricted exclusively to internal enterprise datastore endpoints (TCP 1433 for SQL Server, TCP 5432 for PostgreSQL, and TCP 443 for S3/Blob storage private endpoints).</w:t>
+        <w:t>Given a production guest instance, When the instance is active or dormant, Then arbitrary public internet egress must be strictly blocked (airgap mode), And outbound traffic is restricted exclusively to internal enterprise infrastructure and datastores: TCP 1433 for SQL Server, TCP 5432 for PostgreSQL, TCP 443 for S3/Blob storage private endpoints, UDP/TCP 53 for Internal DNS, and UDP/TCP 88 for Active Directory Kerberos.</w:t>
       </w:r>
     </w:p>
     <w:p>
@@ -335,7 +335,7 @@
           <w:color w:val="282828"/>
           <w:sz w:val="21"/>
         </w:rPr>
-        <w:t xml:space="preserve">AC-02.4 (PRNG Hardware Entropy &amp; Clock Synchronization): </w:t>
+        <w:t xml:space="preserve">AC-02.4 (PRNG Hardware Entropy, DB Pool Flush &amp; Clock Sync): </w:t>
       </w:r>
       <w:r>
         <w:rPr>
@@ -343,7 +343,7 @@
           <w:color w:val="333333"/>
           <w:sz w:val="21"/>
         </w:rPr>
-        <w:t>Given a VM restored from baseline-hot-ready memory checkpoint, When the guest service initializes upon wake, Then it must forcibly re-seed its random number generator from CPU hardware (RDRAND / BCryptGenRandom) to guarantee unique cryptographic nonces and UUIDs across sibling cloned VMs, And the guest clock must verify synchronization against host UTC time before returning HTTP 200 on the health probe, preventing clock-skew authentication errors.</w:t>
+        <w:t>Given a VM restored from baseline-hot-ready memory checkpoint, When the guest service initializes upon wake, Then it must forcibly re-seed its random number generator from CPU hardware (RDRAND / BCryptGenRandom) to guarantee unique cryptographic nonces and UUIDs across sibling cloned VMs, flush and clear active database driver connection pools (ClearAllPools()) to prevent TCP connection resets caused by dead pooled sockets held across checkpoint sleep, And verify clock synchronization against host UTC time before returning HTTP 200 on the health probe.</w:t>
       </w:r>
     </w:p>
     <w:tbl>
@@ -667,7 +667,7 @@
           <w:color w:val="282828"/>
           <w:sz w:val="21"/>
         </w:rPr>
-        <w:t xml:space="preserve">AC-04.2 (Automated Pre-Warming): </w:t>
+        <w:t xml:space="preserve">AC-04.2 (Automated Pre-Warming &amp; Connection Pool Hygiene): </w:t>
       </w:r>
       <w:r>
         <w:rPr>
@@ -675,7 +675,7 @@
           <w:color w:val="333333"/>
           <w:sz w:val="21"/>
         </w:rPr>
-        <w:t>Given the automated image baking script, When provisioning completes, Then the script must start the ADPA/SIDPA Windows Service, execute a synthetic health-check request against localhost:8080/health, verify database connectivity, and capture the baseline-hot-ready checkpoint while the application working set is hot in RAM.</w:t>
+        <w:t>Given the automated image baking script, When provisioning completes, Then the script must start the ADPA/SIDPA Windows Service, execute a synthetic health-check request against localhost:8080/health, verify database connectivity, explicitly close all open database connection handles / clear connection pools to prevent persisting stale TCP sockets in RAM, and capture the baseline-hot-ready checkpoint while the application working set is hot in memory.</w:t>
       </w:r>
     </w:p>
     <w:tbl>
